--- a/questions/Problem Statement.docx
+++ b/questions/Problem Statement.docx
@@ -197,31 +197,7 @@
         <w:rPr>
           <w:rFonts w:ascii="Arial" w:hAnsi="Arial" w:cs="Arial"/>
         </w:rPr>
-        <w:t xml:space="preserve"> </w:t>
-      </w:r>
-      <w:r>
-        <w:rPr>
-          <w:rFonts w:ascii="Arial" w:hAnsi="Arial" w:cs="Arial"/>
-        </w:rPr>
-        <w:t>Analyse</w:t>
-      </w:r>
-      <w:r>
-        <w:rPr>
-          <w:rFonts w:ascii="Arial" w:hAnsi="Arial" w:cs="Arial"/>
-        </w:rPr>
-        <w:t xml:space="preserve"> payment </w:t>
-      </w:r>
-      <w:r>
-        <w:rPr>
-          <w:rFonts w:ascii="Arial" w:hAnsi="Arial" w:cs="Arial"/>
-        </w:rPr>
-        <w:t>instalment</w:t>
-      </w:r>
-      <w:r>
-        <w:rPr>
-          <w:rFonts w:ascii="Arial" w:hAnsi="Arial" w:cs="Arial"/>
-        </w:rPr>
-        <w:t xml:space="preserve"> patterns and their impact on transaction volume and seller cash flow.</w:t>
+        <w:t xml:space="preserve"> Analyse payment instalment patterns and their impact on transaction volume and seller cash flow.</w:t>
       </w:r>
     </w:p>
     <w:p>
@@ -246,19 +222,7 @@
         <w:rPr>
           <w:rFonts w:ascii="Arial" w:hAnsi="Arial" w:cs="Arial"/>
         </w:rPr>
-        <w:t xml:space="preserve"> Segment customers based on purchasing </w:t>
-      </w:r>
-      <w:r>
-        <w:rPr>
-          <w:rFonts w:ascii="Arial" w:hAnsi="Arial" w:cs="Arial"/>
-        </w:rPr>
-        <w:t>behaviour</w:t>
-      </w:r>
-      <w:r>
-        <w:rPr>
-          <w:rFonts w:ascii="Arial" w:hAnsi="Arial" w:cs="Arial"/>
-        </w:rPr>
-        <w:t xml:space="preserve"> (RFM) and identify "at-risk" sellers to reduce churn.</w:t>
+        <w:t xml:space="preserve"> Segment customers based on purchasing behaviour (RFM) and identify "at-risk" sellers to reduce churn.</w:t>
       </w:r>
     </w:p>
     <w:p>
@@ -394,72 +358,6 @@
           <w:rFonts w:ascii="Arial" w:hAnsi="Arial" w:cs="Arial"/>
         </w:rPr>
       </w:pPr>
-      <w:r>
-        <w:rPr>
-          <w:rFonts w:ascii="Arial" w:hAnsi="Arial" w:cs="Arial"/>
-          <w:noProof/>
-        </w:rPr>
-        <mc:AlternateContent>
-          <mc:Choice Requires="wps">
-            <w:drawing>
-              <wp:anchor distT="0" distB="0" distL="114300" distR="114300" simplePos="0" relativeHeight="251659264" behindDoc="0" locked="0" layoutInCell="1" allowOverlap="1" wp14:anchorId="349D46A5" wp14:editId="4D822433">
-                <wp:simplePos x="0" y="0"/>
-                <wp:positionH relativeFrom="margin">
-                  <wp:align>center</wp:align>
-                </wp:positionH>
-                <wp:positionV relativeFrom="paragraph">
-                  <wp:posOffset>87576</wp:posOffset>
-                </wp:positionV>
-                <wp:extent cx="6027312" cy="0"/>
-                <wp:effectExtent l="0" t="0" r="0" b="0"/>
-                <wp:wrapNone/>
-                <wp:docPr id="1664526333" name="Straight Connector 1"/>
-                <wp:cNvGraphicFramePr/>
-                <a:graphic xmlns:a="http://schemas.openxmlformats.org/drawingml/2006/main">
-                  <a:graphicData uri="http://schemas.microsoft.com/office/word/2010/wordprocessingShape">
-                    <wps:wsp>
-                      <wps:cNvCnPr/>
-                      <wps:spPr>
-                        <a:xfrm>
-                          <a:off x="0" y="0"/>
-                          <a:ext cx="6027312" cy="0"/>
-                        </a:xfrm>
-                        <a:prstGeom prst="line">
-                          <a:avLst/>
-                        </a:prstGeom>
-                        <a:ln w="19050"/>
-                      </wps:spPr>
-                      <wps:style>
-                        <a:lnRef idx="1">
-                          <a:schemeClr val="dk1"/>
-                        </a:lnRef>
-                        <a:fillRef idx="0">
-                          <a:schemeClr val="dk1"/>
-                        </a:fillRef>
-                        <a:effectRef idx="0">
-                          <a:schemeClr val="dk1"/>
-                        </a:effectRef>
-                        <a:fontRef idx="minor">
-                          <a:schemeClr val="tx1"/>
-                        </a:fontRef>
-                      </wps:style>
-                      <wps:bodyPr/>
-                    </wps:wsp>
-                  </a:graphicData>
-                </a:graphic>
-              </wp:anchor>
-            </w:drawing>
-          </mc:Choice>
-          <mc:Fallback>
-            <w:pict>
-              <v:line w14:anchorId="66038800" id="Straight Connector 1" o:spid="_x0000_s1026" style="position:absolute;z-index:251659264;visibility:visible;mso-wrap-style:square;mso-wrap-distance-left:9pt;mso-wrap-distance-top:0;mso-wrap-distance-right:9pt;mso-wrap-distance-bottom:0;mso-position-horizontal:center;mso-position-horizontal-relative:margin;mso-position-vertical:absolute;mso-position-vertical-relative:text" from="0,6.9pt" to="474.6pt,6.9pt" o:gfxdata="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" strokecolor="black [3200]" strokeweight="1.5pt">
-                <v:stroke joinstyle="miter"/>
-                <w10:wrap anchorx="margin"/>
-              </v:line>
-            </w:pict>
-          </mc:Fallback>
-        </mc:AlternateContent>
-      </w:r>
     </w:p>
     <w:p>
       <w:pPr>
@@ -480,15 +378,7 @@
           <w:b/>
           <w:bCs/>
         </w:rPr>
-        <w:t>Question Analytical Set</w:t>
-      </w:r>
-      <w:r>
-        <w:rPr>
-          <w:rFonts w:ascii="Arial" w:hAnsi="Arial" w:cs="Arial"/>
-          <w:b/>
-          <w:bCs/>
-        </w:rPr>
-        <w:t>:</w:t>
+        <w:t>Question Analytical Set:</w:t>
       </w:r>
     </w:p>
     <w:p>
@@ -510,15 +400,7 @@
           <w:b/>
           <w:bCs/>
         </w:rPr>
-        <w:t>Level 1: Basic (Foundational Insights)</w:t>
-      </w:r>
-      <w:r>
-        <w:rPr>
-          <w:rFonts w:ascii="Arial" w:hAnsi="Arial" w:cs="Arial"/>
-          <w:b/>
-          <w:bCs/>
-        </w:rPr>
-        <w:t>:</w:t>
+        <w:t>Level 1: Basic (Foundational Insights):</w:t>
       </w:r>
     </w:p>
     <w:p>
@@ -639,15 +521,7 @@
           <w:bCs/>
         </w:rPr>
         <w:lastRenderedPageBreak/>
-        <w:t>Level 2: Intermediate (Business &amp; Operational Logic)</w:t>
-      </w:r>
-      <w:r>
-        <w:rPr>
-          <w:rFonts w:ascii="Arial" w:hAnsi="Arial" w:cs="Arial"/>
-          <w:b/>
-          <w:bCs/>
-        </w:rPr>
-        <w:t>:</w:t>
+        <w:t>Level 2: Intermediate (Business &amp; Operational Logic):</w:t>
       </w:r>
     </w:p>
     <w:p>
@@ -681,21 +555,7 @@
         <w:rPr>
           <w:rFonts w:ascii="Arial" w:hAnsi="Arial" w:cs="Arial"/>
         </w:rPr>
-        <w:t xml:space="preserve">Financial </w:t>
-      </w:r>
-      <w:proofErr w:type="gramStart"/>
-      <w:r>
-        <w:rPr>
-          <w:rFonts w:ascii="Arial" w:hAnsi="Arial" w:cs="Arial"/>
-        </w:rPr>
-        <w:t>Deep-dive</w:t>
-      </w:r>
-      <w:proofErr w:type="gramEnd"/>
-      <w:r>
-        <w:rPr>
-          <w:rFonts w:ascii="Arial" w:hAnsi="Arial" w:cs="Arial"/>
-        </w:rPr>
-        <w:t xml:space="preserve">: For orders over $R\$500$, what is the average number of </w:t>
+        <w:t xml:space="preserve">Financial Deep-dive: For orders over $R\$500$, what is the average number of </w:t>
       </w:r>
       <w:proofErr w:type="spellStart"/>
       <w:r>
@@ -832,15 +692,7 @@
           <w:b/>
           <w:bCs/>
         </w:rPr>
-        <w:t>Level 3: Advanced (Strategic &amp; Predictive)</w:t>
-      </w:r>
-      <w:r>
-        <w:rPr>
-          <w:rFonts w:ascii="Arial" w:hAnsi="Arial" w:cs="Arial"/>
-          <w:b/>
-          <w:bCs/>
-        </w:rPr>
-        <w:t>:</w:t>
+        <w:t>Level 3: Advanced (Strategic &amp; Predictive):</w:t>
       </w:r>
     </w:p>
     <w:p>
@@ -988,72 +840,6 @@
           <w:bCs/>
         </w:rPr>
       </w:pPr>
-      <w:r>
-        <w:rPr>
-          <w:rFonts w:ascii="Arial" w:hAnsi="Arial" w:cs="Arial"/>
-          <w:noProof/>
-        </w:rPr>
-        <mc:AlternateContent>
-          <mc:Choice Requires="wps">
-            <w:drawing>
-              <wp:anchor distT="0" distB="0" distL="114300" distR="114300" simplePos="0" relativeHeight="251661312" behindDoc="0" locked="0" layoutInCell="1" allowOverlap="1" wp14:anchorId="6828B87C" wp14:editId="0FC27F20">
-                <wp:simplePos x="0" y="0"/>
-                <wp:positionH relativeFrom="margin">
-                  <wp:posOffset>-147320</wp:posOffset>
-                </wp:positionH>
-                <wp:positionV relativeFrom="paragraph">
-                  <wp:posOffset>19139</wp:posOffset>
-                </wp:positionV>
-                <wp:extent cx="6027312" cy="0"/>
-                <wp:effectExtent l="0" t="0" r="0" b="0"/>
-                <wp:wrapNone/>
-                <wp:docPr id="738620685" name="Straight Connector 1"/>
-                <wp:cNvGraphicFramePr/>
-                <a:graphic xmlns:a="http://schemas.openxmlformats.org/drawingml/2006/main">
-                  <a:graphicData uri="http://schemas.microsoft.com/office/word/2010/wordprocessingShape">
-                    <wps:wsp>
-                      <wps:cNvCnPr/>
-                      <wps:spPr>
-                        <a:xfrm>
-                          <a:off x="0" y="0"/>
-                          <a:ext cx="6027312" cy="0"/>
-                        </a:xfrm>
-                        <a:prstGeom prst="line">
-                          <a:avLst/>
-                        </a:prstGeom>
-                        <a:ln w="19050"/>
-                      </wps:spPr>
-                      <wps:style>
-                        <a:lnRef idx="1">
-                          <a:schemeClr val="dk1"/>
-                        </a:lnRef>
-                        <a:fillRef idx="0">
-                          <a:schemeClr val="dk1"/>
-                        </a:fillRef>
-                        <a:effectRef idx="0">
-                          <a:schemeClr val="dk1"/>
-                        </a:effectRef>
-                        <a:fontRef idx="minor">
-                          <a:schemeClr val="tx1"/>
-                        </a:fontRef>
-                      </wps:style>
-                      <wps:bodyPr/>
-                    </wps:wsp>
-                  </a:graphicData>
-                </a:graphic>
-              </wp:anchor>
-            </w:drawing>
-          </mc:Choice>
-          <mc:Fallback>
-            <w:pict>
-              <v:line w14:anchorId="3F478912" id="Straight Connector 1" o:spid="_x0000_s1026" style="position:absolute;z-index:251661312;visibility:visible;mso-wrap-style:square;mso-wrap-distance-left:9pt;mso-wrap-distance-top:0;mso-wrap-distance-right:9pt;mso-wrap-distance-bottom:0;mso-position-horizontal:absolute;mso-position-horizontal-relative:margin;mso-position-vertical:absolute;mso-position-vertical-relative:text" from="-11.6pt,1.5pt" to="463pt,1.5pt" o:gfxdata="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" strokecolor="black [3200]" strokeweight="1.5pt">
-                <v:stroke joinstyle="miter"/>
-                <w10:wrap anchorx="margin"/>
-              </v:line>
-            </w:pict>
-          </mc:Fallback>
-        </mc:AlternateContent>
-      </w:r>
     </w:p>
     <w:p>
       <w:pPr>
@@ -3312,6 +3098,7 @@
   <w:style w:type="character" w:default="1" w:styleId="DefaultParagraphFont">
     <w:name w:val="Default Paragraph Font"/>
     <w:uiPriority w:val="1"/>
+    <w:semiHidden/>
     <w:unhideWhenUsed/>
   </w:style>
   <w:style w:type="table" w:default="1" w:styleId="TableNormal">
